--- a/downloads/teacher/05 Materials/Unit 05/Handouts/Handout 05.15 - Upcycle Design Brief and Idea Menu.docx
+++ b/downloads/teacher/05 Materials/Unit 05/Handouts/Handout 05.15 - Upcycle Design Brief and Idea Menu.docx
@@ -1781,22 +1781,7 @@
         <w:pStyle w:val="BodyText"/>
       </w:pPr>
       <w:r>
-        <w:t xml:space="preserve">What it would cost to buy this new: $__________</w:t>
-      </w:r>
-      <w:r>
-        <w:t xml:space="preserve"> </w:t>
-      </w:r>
-      <w:r>
-        <w:rPr>
-          <w:rStyle w:val="TeacherNote"/>
-        </w:rPr>
-        <w:t xml:space="preserve">[update]. What it cost me to make: $__________ [update].</w:t>
-      </w:r>
-      <w:r>
-        <w:t xml:space="preserve"> </w:t>
-      </w:r>
-      <w:r>
-        <w:t xml:space="preserve">The difference: $__________</w:t>
+        <w:t xml:space="preserve">What it would cost to buy this new: $__________. What it cost me to make: $__________. The difference: $__________</w:t>
       </w:r>
     </w:p>
     <w:p>
@@ -2068,7 +2053,7 @@
         <w:pStyle w:val="BodyText"/>
       </w:pPr>
       <w:r>
-        <w:t xml:space="preserve">For the next six class days my students are turning a used piece of cloth into something useful, by hand, with a needle and thread. No sewing machine is used. We cover needle and pin safety every day, we count every needle and pin out at the start of the period and back in at the end, and nobody leaves the room until the counts match.</w:t>
+        <w:t xml:space="preserve">For the next six class days my students are turning a used piece of cloth into something useful, by hand, with a needle and thread. No sewing machine is needed; every path can be built by hand. We cover needle and pin safety every day, we count every needle and pin out at the start of the period and back in at the end, and nobody leaves the room until the counts match.</w:t>
       </w:r>
     </w:p>
     <w:p>
@@ -2101,17 +2086,6 @@
       </w:pPr>
       <w:r>
         <w:t xml:space="preserve">Thank you,</w:t>
-      </w:r>
-    </w:p>
-    <w:p>
-      <w:pPr>
-        <w:pStyle w:val="BodyText"/>
-      </w:pPr>
-      <w:r>
-        <w:rPr>
-          <w:rStyle w:val="TeacherNote"/>
-        </w:rPr>
-        <w:t xml:space="preserve">[Sal: your name, your room number, your school email, and the best way to reach you]</w:t>
       </w:r>
     </w:p>
     <w:p>
